--- a/assets/client-templates/docx/ambispective-protocol.template.docx
+++ b/assets/client-templates/docx/ambispective-protocol.template.docx
@@ -2684,7 +2684,6 @@
         <w:trPr>
           <w:cantSplit w:val="1"/>
           <w:trHeight w:val="555" w:hRule="atLeast"/>
-          <w:tblHeader w:val="1"/>
         </w:trPr>
         <w:tc>
           <w:tcPr>
@@ -2715,7 +2714,7 @@
                 <w:szCs w:val="20"/>
                 <w:rtl w:val="0"/>
               </w:rPr>
-              <w:t xml:space="preserve">{AI_visitNumber}</w:t>
+              <w:t xml:space="preserve">{#visits}{visitNumber}</w:t>
             </w:r>
           </w:p>
         </w:tc>
@@ -2748,7 +2747,7 @@
                 <w:szCs w:val="20"/>
                 <w:rtl w:val="0"/>
               </w:rPr>
-              <w:t xml:space="preserve">{AI_visitName}</w:t>
+              <w:t xml:space="preserve">{visitName}</w:t>
             </w:r>
             <w:r>
               <w:rPr>
@@ -2786,7 +2785,7 @@
                 <w:szCs w:val="20"/>
                 <w:rtl w:val="0"/>
               </w:rPr>
-              <w:t xml:space="preserve">{AI_visitWindow}</w:t>
+              <w:t xml:space="preserve">{visitWindow}</w:t>
             </w:r>
             <w:r>
               <w:rPr>
@@ -2825,7 +2824,7 @@
                 <w:szCs w:val="20"/>
                 <w:rtl w:val="0"/>
               </w:rPr>
-              <w:t xml:space="preserve">{AI_CRFnumber}</w:t>
+              <w:t xml:space="preserve">{CRFnumber}{/visits}</w:t>
             </w:r>
             <w:r>
               <w:rPr>

--- a/assets/client-templates/docx/ambispective-protocol.template.docx
+++ b/assets/client-templates/docx/ambispective-protocol.template.docx
@@ -205,13 +205,13 @@
               <w:rPr>
                 <w:rtl w:val="0"/>
               </w:rPr>
-              <w:t xml:space="preserve">Version</w:t>
-            </w:r>
-            <w:r>
-              <w:rPr>
-                <w:rtl w:val="0"/>
-              </w:rPr>
-              <w:t xml:space="preserve"> 1.0</w:t>
+              <w:t>Version</w:t>
+            </w:r>
+            <w:r>
+              <w:rPr>
+                <w:rtl w:val="0"/>
+              </w:rPr>
+              <w:t xml:space="preserve"> {version}</w:t>
             </w:r>
           </w:p>
         </w:tc>
@@ -5124,11 +5124,46 @@
     </w:p>
     <w:sectPr>
       <w:headerReference r:id="rId10" w:type="default"/>
+      <w:footerReference w:type="default" r:id="rId11"/>
+      <w:headerReference w:type="first" r:id="rId12"/>
+      <w:footerReference w:type="first" r:id="rId13"/>
+      <w:headerReference w:type="even" r:id="rId14"/>
+      <w:footerReference w:type="even" r:id="rId15"/>
       <w:pgSz w:h="15840" w:w="12240" w:orient="portrait"/>
       <w:pgMar w:bottom="1440" w:top="1440" w:left="1800" w:right="1800" w:header="720" w:footer="720"/>
     </w:sectPr>
   </w:body>
 </w:document>
+</file>
+
+<file path=word/footer1.xml><?xml version="1.0" encoding="utf-8"?>
+<w:ftr xmlns:m="http://schemas.openxmlformats.org/officeDocument/2006/math" xmlns:mc="http://schemas.openxmlformats.org/markup-compatibility/2006" xmlns:mo="http://schemas.microsoft.com/office/mac/office/2008/main" xmlns:mv="urn:schemas-microsoft-com:mac:vml" xmlns:o="urn:schemas-microsoft-com:office:office" xmlns:r="http://schemas.openxmlformats.org/officeDocument/2006/relationships" xmlns:v="urn:schemas-microsoft-com:vml" xmlns:w10="urn:schemas-microsoft-com:office:word" xmlns:w14="http://schemas.microsoft.com/office/word/2010/wordml" xmlns:w="http://schemas.openxmlformats.org/wordprocessingml/2006/main" xmlns:wne="http://schemas.microsoft.com/office/word/2006/wordml" xmlns:wp14="http://schemas.microsoft.com/office/word/2010/wordprocessingDrawing" xmlns:wp="http://schemas.openxmlformats.org/drawingml/2006/wordprocessingDrawing" xmlns:wpc="http://schemas.microsoft.com/office/word/2010/wordprocessingCanvas" xmlns:wpg="http://schemas.microsoft.com/office/word/2010/wordprocessingGroup" xmlns:wpi="http://schemas.microsoft.com/office/word/2010/wordprocessingInk" xmlns:wps="http://schemas.microsoft.com/office/word/2010/wordprocessingShape" mc:Ignorable="w14 wp14">
+  <w:p>
+    <w:pPr>
+      <w:pStyle w:val="Footer"/>
+    </w:pPr>
+  </w:p>
+</w:ftr>
+</file>
+
+<file path=word/footer2.xml><?xml version="1.0" encoding="utf-8"?>
+<w:ftr xmlns:m="http://schemas.openxmlformats.org/officeDocument/2006/math" xmlns:mc="http://schemas.openxmlformats.org/markup-compatibility/2006" xmlns:mo="http://schemas.microsoft.com/office/mac/office/2008/main" xmlns:mv="urn:schemas-microsoft-com:mac:vml" xmlns:o="urn:schemas-microsoft-com:office:office" xmlns:r="http://schemas.openxmlformats.org/officeDocument/2006/relationships" xmlns:v="urn:schemas-microsoft-com:vml" xmlns:w10="urn:schemas-microsoft-com:office:word" xmlns:w14="http://schemas.microsoft.com/office/word/2010/wordml" xmlns:w="http://schemas.openxmlformats.org/wordprocessingml/2006/main" xmlns:wne="http://schemas.microsoft.com/office/word/2006/wordml" xmlns:wp14="http://schemas.microsoft.com/office/word/2010/wordprocessingDrawing" xmlns:wp="http://schemas.openxmlformats.org/drawingml/2006/wordprocessingDrawing" xmlns:wpc="http://schemas.microsoft.com/office/word/2010/wordprocessingCanvas" xmlns:wpg="http://schemas.microsoft.com/office/word/2010/wordprocessingGroup" xmlns:wpi="http://schemas.microsoft.com/office/word/2010/wordprocessingInk" xmlns:wps="http://schemas.microsoft.com/office/word/2010/wordprocessingShape" mc:Ignorable="w14 wp14">
+  <w:p>
+    <w:pPr>
+      <w:pStyle w:val="Footer"/>
+    </w:pPr>
+  </w:p>
+</w:ftr>
+</file>
+
+<file path=word/footer3.xml><?xml version="1.0" encoding="utf-8"?>
+<w:ftr xmlns:m="http://schemas.openxmlformats.org/officeDocument/2006/math" xmlns:mc="http://schemas.openxmlformats.org/markup-compatibility/2006" xmlns:mo="http://schemas.microsoft.com/office/mac/office/2008/main" xmlns:mv="urn:schemas-microsoft-com:mac:vml" xmlns:o="urn:schemas-microsoft-com:office:office" xmlns:r="http://schemas.openxmlformats.org/officeDocument/2006/relationships" xmlns:v="urn:schemas-microsoft-com:vml" xmlns:w10="urn:schemas-microsoft-com:office:word" xmlns:w14="http://schemas.microsoft.com/office/word/2010/wordml" xmlns:w="http://schemas.openxmlformats.org/wordprocessingml/2006/main" xmlns:wne="http://schemas.microsoft.com/office/word/2006/wordml" xmlns:wp14="http://schemas.microsoft.com/office/word/2010/wordprocessingDrawing" xmlns:wp="http://schemas.openxmlformats.org/drawingml/2006/wordprocessingDrawing" xmlns:wpc="http://schemas.microsoft.com/office/word/2010/wordprocessingCanvas" xmlns:wpg="http://schemas.microsoft.com/office/word/2010/wordprocessingGroup" xmlns:wpi="http://schemas.microsoft.com/office/word/2010/wordprocessingInk" xmlns:wps="http://schemas.microsoft.com/office/word/2010/wordprocessingShape" mc:Ignorable="w14 wp14">
+  <w:p>
+    <w:pPr>
+      <w:pStyle w:val="Footer"/>
+    </w:pPr>
+  </w:p>
+</w:ftr>
 </file>
 
 <file path=word/header1.xml><?xml version="1.0" encoding="utf-8"?>
@@ -5261,6 +5296,20 @@
               <w:rtl w:val="0"/>
             </w:rPr>
           </w:r>
+          <w:r>
+            <w:t xml:space="preserve"> of </w:t>
+          </w:r>
+          <w:r>
+            <w:rPr>
+              <w:rFonts w:ascii="Verdana" w:hAnsi="Verdana"/>
+              <w:sz w:val="16"/>
+            </w:rPr>
+            <w:fldChar w:fldCharType="begin"/>
+            <w:instrText xml:space="preserve"> NUMPAGES </w:instrText>
+            <w:fldChar w:fldCharType="separate"/>
+            <w:t>1</w:t>
+            <w:fldChar w:fldCharType="end"/>
+          </w:r>
         </w:p>
       </w:tc>
     </w:tr>
@@ -5295,7 +5344,7 @@
               <w:szCs w:val="20.15999984741211"/>
               <w:rtl w:val="0"/>
             </w:rPr>
-            <w:t xml:space="preserve">v 1.0</w:t>
+            <w:t>v {version}</w:t>
           </w:r>
         </w:p>
       </w:tc>
@@ -5352,6 +5401,26 @@
         <w:rtl w:val="0"/>
       </w:rPr>
     </w:r>
+  </w:p>
+</w:hdr>
+</file>
+
+<file path=word/header2.xml><?xml version="1.0" encoding="utf-8"?>
+<w:hdr xmlns:m="http://schemas.openxmlformats.org/officeDocument/2006/math" xmlns:mc="http://schemas.openxmlformats.org/markup-compatibility/2006" xmlns:mo="http://schemas.microsoft.com/office/mac/office/2008/main" xmlns:mv="urn:schemas-microsoft-com:mac:vml" xmlns:o="urn:schemas-microsoft-com:office:office" xmlns:r="http://schemas.openxmlformats.org/officeDocument/2006/relationships" xmlns:v="urn:schemas-microsoft-com:vml" xmlns:w10="urn:schemas-microsoft-com:office:word" xmlns:w14="http://schemas.microsoft.com/office/word/2010/wordml" xmlns:w="http://schemas.openxmlformats.org/wordprocessingml/2006/main" xmlns:wne="http://schemas.microsoft.com/office/word/2006/wordml" xmlns:wp14="http://schemas.microsoft.com/office/word/2010/wordprocessingDrawing" xmlns:wp="http://schemas.openxmlformats.org/drawingml/2006/wordprocessingDrawing" xmlns:wpc="http://schemas.microsoft.com/office/word/2010/wordprocessingCanvas" xmlns:wpg="http://schemas.microsoft.com/office/word/2010/wordprocessingGroup" xmlns:wpi="http://schemas.microsoft.com/office/word/2010/wordprocessingInk" xmlns:wps="http://schemas.microsoft.com/office/word/2010/wordprocessingShape" mc:Ignorable="w14 wp14">
+  <w:p>
+    <w:pPr>
+      <w:pStyle w:val="Header"/>
+    </w:pPr>
+  </w:p>
+</w:hdr>
+</file>
+
+<file path=word/header3.xml><?xml version="1.0" encoding="utf-8"?>
+<w:hdr xmlns:m="http://schemas.openxmlformats.org/officeDocument/2006/math" xmlns:mc="http://schemas.openxmlformats.org/markup-compatibility/2006" xmlns:mo="http://schemas.microsoft.com/office/mac/office/2008/main" xmlns:mv="urn:schemas-microsoft-com:mac:vml" xmlns:o="urn:schemas-microsoft-com:office:office" xmlns:r="http://schemas.openxmlformats.org/officeDocument/2006/relationships" xmlns:v="urn:schemas-microsoft-com:vml" xmlns:w10="urn:schemas-microsoft-com:office:word" xmlns:w14="http://schemas.microsoft.com/office/word/2010/wordml" xmlns:w="http://schemas.openxmlformats.org/wordprocessingml/2006/main" xmlns:wne="http://schemas.microsoft.com/office/word/2006/wordml" xmlns:wp14="http://schemas.microsoft.com/office/word/2010/wordprocessingDrawing" xmlns:wp="http://schemas.openxmlformats.org/drawingml/2006/wordprocessingDrawing" xmlns:wpc="http://schemas.microsoft.com/office/word/2010/wordprocessingCanvas" xmlns:wpg="http://schemas.microsoft.com/office/word/2010/wordprocessingGroup" xmlns:wpi="http://schemas.microsoft.com/office/word/2010/wordprocessingInk" xmlns:wps="http://schemas.microsoft.com/office/word/2010/wordprocessingShape" mc:Ignorable="w14 wp14">
+  <w:p>
+    <w:pPr>
+      <w:pStyle w:val="Header"/>
+    </w:pPr>
   </w:p>
 </w:hdr>
 </file>
